--- a/output/Odpoved_MauriceWard_fyto_SVD_32627.docx
+++ b/output/Odpoved_MauriceWard_fyto_SVD_32627.docx
@@ -43,12 +43,12 @@
           <w:sz w:val="19"/>
           <w:szCs w:val="19"/>
         </w:rPr>
-        <w:t xml:space="preserve">Zásilka: faktura 3/2026-27, kontejner HAMU 1741487   |   Ověřeno v TARIC 14. 9. 2026</w:t>
-      </w:r>
-    </w:p>
-    <w:p>
-      <w:pPr>
-        <w:spacing w:after="120" w:before="0"/>
+        <w:t xml:space="preserve">Zásilka: faktura 3/2026-27, kontejner HAMU 1741487</w:t>
+      </w:r>
+    </w:p>
+    <w:p>
+      <w:pPr>
+        <w:spacing w:after="140" w:before="0"/>
       </w:pPr>
       <w:r>
         <w:t xml:space="preserve">Ahoj Andreo,</w:t>
@@ -59,13 +59,13 @@
         <w:spacing w:after="200" w:before="0"/>
       </w:pPr>
       <w:r>
-        <w:t xml:space="preserve">prověřila jsem všech 13 CN kódů v TARIC (oblast IN, referenční datum 14. 9. 2026, poslední aktualizace TARIC 11. 9. 2026). Shrnutí:</w:t>
+        <w:t xml:space="preserve">prověřila jsem všech 13 CN kódů v TARIC (oblast IN, k 14. 9. 2026).</w:t>
       </w:r>
     </w:p>
     <w:p>
       <w:pPr>
         <w:pStyle w:val="Heading2"/>
-        <w:spacing w:after="130" w:before="260"/>
+        <w:spacing w:after="120" w:before="240"/>
       </w:pPr>
       <w:r>
         <w:t xml:space="preserve">1) Fytokontrola / TRACES – NE</w:t>
@@ -73,55 +73,69 @@
     </w:p>
     <w:p>
       <w:pPr>
-        <w:spacing w:after="120" w:before="0"/>
-      </w:pPr>
-      <w:r>
-        <w:t xml:space="preserve">Ani jeden ze 13 kódů nemá v TARIC fytosanitární opatření. Není tedy potřeba rostlinolékařské osvědčení (N851), CHED-PP ani registrace v TRACES.</w:t>
-      </w:r>
-    </w:p>
-    <w:p>
-      <w:pPr>
-        <w:spacing w:after="120" w:before="0"/>
-      </w:pPr>
-      <w:r>
-        <w:t xml:space="preserve">Důvod: veškeré rostlinné zboží je zpracované (sušené, kandované ovoce, džemy, prášek, fermentovaný čaj), tj. mimo přílohu XI nařízení (EU) 2019/2072.</w:t>
-      </w:r>
-    </w:p>
-    <w:p>
-      <w:pPr>
-        <w:spacing w:after="120" w:before="0"/>
+        <w:spacing w:after="140" w:before="0"/>
+      </w:pPr>
+      <w:r>
+        <w:t xml:space="preserve">Ani jeden ze 13 kódů nemá v TARIC fytosanitární opatření – není potřeba rostlinolékařské osvědčení, CHED-PP ani TRACES. Veškeré rostlinné zboží je zpracované (sušené, kandované ovoce, džemy, prášek, fermentovaný čaj), tedy mimo přílohu XI nař. (EU) 2019/2072.</w:t>
+      </w:r>
+    </w:p>
+    <w:p>
+      <w:pPr>
+        <w:spacing w:after="140" w:before="0"/>
       </w:pPr>
       <w:r>
         <w:rPr>
           <w:b/>
           <w:bCs/>
         </w:rPr>
-        <w:t xml:space="preserve">Jediná fytosanitární věc u této zásilky se netýká zboží, ale obalu: v kontejneru je 11 palet. Pokud jsou dřevěné, musí být ošetřené a označené dle ISPM 15. Prosím o potvrzení od vývozce, případně zda nejsou plastové.</w:t>
+        <w:t xml:space="preserve">Jediné, co je fytosanitárně potřeba ohlídat, není zboží, ale obal: v kontejneru je 11 palet – pokud jsou dřevěné, musí být označené dle ISPM 15.</w:t>
+      </w:r>
+      <w:r>
+        <w:t xml:space="preserve"> Prosím o potvrzení od vývozce.</w:t>
       </w:r>
     </w:p>
     <w:p>
       <w:pPr>
         <w:pStyle w:val="Heading2"/>
-        <w:spacing w:after="130" w:before="260"/>
-      </w:pPr>
-      <w:r>
-        <w:t xml:space="preserve">2) Veterinární doklad (SVD / CHED-P) – NE, ale je potřeba kód Y930</w:t>
-      </w:r>
-    </w:p>
-    <w:p>
-      <w:pPr>
-        <w:spacing w:after="120" w:before="0"/>
-      </w:pPr>
-      <w:r>
-        <w:t xml:space="preserve">Žádná položka není produktem živočišného původu, takže SVD se nevystavuje.</w:t>
-      </w:r>
-    </w:p>
-    <w:p>
-      <w:pPr>
-        <w:spacing w:after="120" w:before="0"/>
-      </w:pPr>
-      <w:r>
-        <w:t xml:space="preserve">Pozor ale na tohle: u dvou kódů je v TARIC podmíněné veterinární opatření podle nařízení (EU) 2021/632 (platné od 23. 7. 2026):</w:t>
+        <w:spacing w:after="120" w:before="240"/>
+      </w:pPr>
+      <w:r>
+        <w:t xml:space="preserve">2) SVD / veterinární doklad – NE, ale potřebujeme kód Y930</w:t>
+      </w:r>
+    </w:p>
+    <w:p>
+      <w:pPr>
+        <w:spacing w:after="140" w:before="0"/>
+      </w:pPr>
+      <w:r>
+        <w:t xml:space="preserve">Žádná položka není produktem živočišného původu, SVD se nevystavuje.</w:t>
+      </w:r>
+    </w:p>
+    <w:p>
+      <w:pPr>
+        <w:spacing w:after="140" w:before="0"/>
+      </w:pPr>
+      <w:r>
+        <w:t xml:space="preserve">U CN 2008 99 63 90 (sušené ovoce) a 2008 99 67 99 (amla candy) je ale v TARIC podmíněné veterinární opatření dle nař. (EU) 2021/632. U těchto dvou položek musí JSD nést kód </w:t>
+      </w:r>
+      <w:r>
+        <w:rPr>
+          <w:b/>
+          <w:bCs/>
+        </w:rPr>
+        <w:t xml:space="preserve">Y930</w:t>
+      </w:r>
+      <w:r>
+        <w:t xml:space="preserve"> („zboží není dotčeno nařízením (EU) 2021/632"). Bez něj prohlášení neprojde.</w:t>
+      </w:r>
+    </w:p>
+    <w:p>
+      <w:pPr>
+        <w:pStyle w:val="Heading2"/>
+        <w:spacing w:after="120" w:before="240"/>
+      </w:pPr>
+      <w:r>
+        <w:t xml:space="preserve">3) Další kódy do JSD</w:t>
       </w:r>
     </w:p>
     <w:p>
@@ -135,10 +149,13 @@
       </w:pPr>
       <w:r>
         <w:rPr>
-          <w:b w:val="false"/>
-          <w:bCs w:val="false"/>
-        </w:rPr>
-        <w:t xml:space="preserve">2008 99 63 90 – sušené ovoce (jackfruit, mango, papája, guava)</w:t>
+          <w:b/>
+          <w:bCs/>
+        </w:rPr>
+        <w:t xml:space="preserve">Y929</w:t>
+      </w:r>
+      <w:r>
+        <w:t xml:space="preserve"> (není bio) – u všech 9 potravinových kódů.</w:t>
       </w:r>
     </w:p>
     <w:p>
@@ -151,433 +168,65 @@
         <w:spacing w:after="80"/>
       </w:pPr>
       <w:r>
-        <w:rPr>
-          <w:b w:val="false"/>
-          <w:bCs w:val="false"/>
-        </w:rPr>
-        <w:t xml:space="preserve">2008 99 67 99 – sušená amla / amla candy</w:t>
-      </w:r>
-    </w:p>
-    <w:p>
-      <w:pPr>
-        <w:spacing w:after="160" w:before="0"/>
-      </w:pPr>
-      <w:r>
-        <w:t xml:space="preserve">U těchto dvou položek musí celní prohlášení nést jeden z kódů:</w:t>
-      </w:r>
-    </w:p>
-    <w:tbl>
-      <w:tblPr>
-        <w:tblW w:type="dxa" w:w="9360"/>
-        <w:tblBorders>
-          <w:top w:val="single" w:color="auto" w:sz="4"/>
-          <w:left w:val="single" w:color="auto" w:sz="4"/>
-          <w:bottom w:val="single" w:color="auto" w:sz="4"/>
-          <w:right w:val="single" w:color="auto" w:sz="4"/>
-          <w:insideH w:val="single" w:color="auto" w:sz="4"/>
-          <w:insideV w:val="single" w:color="auto" w:sz="4"/>
-        </w:tblBorders>
-      </w:tblPr>
-      <w:tblGrid>
-        <w:gridCol w:w="1500"/>
-        <w:gridCol w:w="5460"/>
-        <w:gridCol w:w="2400"/>
-      </w:tblGrid>
-      <w:tr>
-        <w:trPr>
-          <w:tblHeader/>
-        </w:trPr>
-        <w:tc>
-          <w:tcPr>
-            <w:tcW w:type="dxa" w:w="1500"/>
-            <w:shd w:fill="DCE6F1" w:val="clear"/>
-            <w:tcMar>
-              <w:top w:type="dxa" w:w="80"/>
-              <w:left w:type="dxa" w:w="120"/>
-              <w:bottom w:type="dxa" w:w="80"/>
-              <w:right w:type="dxa" w:w="120"/>
-            </w:tcMar>
-          </w:tcPr>
-          <w:p>
-            <w:r>
-              <w:rPr>
-                <w:b/>
-                <w:bCs/>
-                <w:sz w:val="20"/>
-                <w:szCs w:val="20"/>
-              </w:rPr>
-              <w:t xml:space="preserve">Kód</w:t>
-            </w:r>
-          </w:p>
-        </w:tc>
-        <w:tc>
-          <w:tcPr>
-            <w:tcW w:type="dxa" w:w="5460"/>
-            <w:shd w:fill="DCE6F1" w:val="clear"/>
-            <w:tcMar>
-              <w:top w:type="dxa" w:w="80"/>
-              <w:left w:type="dxa" w:w="120"/>
-              <w:bottom w:type="dxa" w:w="80"/>
-              <w:right w:type="dxa" w:w="120"/>
-            </w:tcMar>
-          </w:tcPr>
-          <w:p>
-            <w:r>
-              <w:rPr>
-                <w:b/>
-                <w:bCs/>
-                <w:sz w:val="20"/>
-                <w:szCs w:val="20"/>
-              </w:rPr>
-              <w:t xml:space="preserve">Význam</w:t>
-            </w:r>
-          </w:p>
-        </w:tc>
-        <w:tc>
-          <w:tcPr>
-            <w:tcW w:type="dxa" w:w="2400"/>
-            <w:shd w:fill="DCE6F1" w:val="clear"/>
-            <w:tcMar>
-              <w:top w:type="dxa" w:w="80"/>
-              <w:left w:type="dxa" w:w="120"/>
-              <w:bottom w:type="dxa" w:w="80"/>
-              <w:right w:type="dxa" w:w="120"/>
-            </w:tcMar>
-          </w:tcPr>
-          <w:p>
-            <w:r>
-              <w:rPr>
-                <w:b/>
-                <w:bCs/>
-                <w:sz w:val="20"/>
-                <w:szCs w:val="20"/>
-              </w:rPr>
-              <w:t xml:space="preserve">Platí pro nás?</w:t>
-            </w:r>
-          </w:p>
-        </w:tc>
-      </w:tr>
-      <w:tr>
-        <w:tc>
-          <w:tcPr>
-            <w:tcW w:type="dxa" w:w="1500"/>
-            <w:tcMar>
-              <w:top w:type="dxa" w:w="80"/>
-              <w:left w:type="dxa" w:w="120"/>
-              <w:bottom w:type="dxa" w:w="80"/>
-              <w:right w:type="dxa" w:w="120"/>
-            </w:tcMar>
-          </w:tcPr>
-          <w:p>
-            <w:r>
-              <w:rPr>
-                <w:b/>
-                <w:bCs/>
-                <w:sz w:val="20"/>
-                <w:szCs w:val="20"/>
-              </w:rPr>
-              <w:t xml:space="preserve">Y930</w:t>
-            </w:r>
-          </w:p>
-        </w:tc>
-        <w:tc>
-          <w:tcPr>
-            <w:tcW w:type="dxa" w:w="5460"/>
-            <w:tcMar>
-              <w:top w:type="dxa" w:w="80"/>
-              <w:left w:type="dxa" w:w="120"/>
-              <w:bottom w:type="dxa" w:w="80"/>
-              <w:right w:type="dxa" w:w="120"/>
-            </w:tcMar>
-          </w:tcPr>
-          <w:p>
-            <w:r>
-              <w:rPr>
-                <w:b w:val="false"/>
-                <w:bCs w:val="false"/>
-                <w:sz w:val="20"/>
-                <w:szCs w:val="20"/>
-              </w:rPr>
-              <w:t xml:space="preserve">zboží není dotčeno nařízením (EU) 2021/632</w:t>
-            </w:r>
-          </w:p>
-        </w:tc>
-        <w:tc>
-          <w:tcPr>
-            <w:tcW w:type="dxa" w:w="2400"/>
-            <w:tcMar>
-              <w:top w:type="dxa" w:w="80"/>
-              <w:left w:type="dxa" w:w="120"/>
-              <w:bottom w:type="dxa" w:w="80"/>
-              <w:right w:type="dxa" w:w="120"/>
-            </w:tcMar>
-          </w:tcPr>
-          <w:p>
-            <w:r>
-              <w:rPr>
-                <w:b/>
-                <w:bCs/>
-                <w:sz w:val="20"/>
-                <w:szCs w:val="20"/>
-              </w:rPr>
-              <w:t xml:space="preserve">ANO – tento použít</w:t>
-            </w:r>
-          </w:p>
-        </w:tc>
-      </w:tr>
-      <w:tr>
-        <w:tc>
-          <w:tcPr>
-            <w:tcW w:type="dxa" w:w="1500"/>
-            <w:tcMar>
-              <w:top w:type="dxa" w:w="80"/>
-              <w:left w:type="dxa" w:w="120"/>
-              <w:bottom w:type="dxa" w:w="80"/>
-              <w:right w:type="dxa" w:w="120"/>
-            </w:tcMar>
-          </w:tcPr>
-          <w:p>
-            <w:r>
-              <w:rPr>
-                <w:b w:val="false"/>
-                <w:bCs w:val="false"/>
-                <w:sz w:val="20"/>
-                <w:szCs w:val="20"/>
-              </w:rPr>
-              <w:t xml:space="preserve">N853</w:t>
-            </w:r>
-          </w:p>
-        </w:tc>
-        <w:tc>
-          <w:tcPr>
-            <w:tcW w:type="dxa" w:w="5460"/>
-            <w:tcMar>
-              <w:top w:type="dxa" w:w="80"/>
-              <w:left w:type="dxa" w:w="120"/>
-              <w:bottom w:type="dxa" w:w="80"/>
-              <w:right w:type="dxa" w:w="120"/>
-            </w:tcMar>
-          </w:tcPr>
-          <w:p>
-            <w:r>
-              <w:rPr>
-                <w:b w:val="false"/>
-                <w:bCs w:val="false"/>
-                <w:sz w:val="20"/>
-                <w:szCs w:val="20"/>
-              </w:rPr>
-              <w:t xml:space="preserve">CHED-P (jen u složeného produktu se živočišnou složkou)</w:t>
-            </w:r>
-          </w:p>
-        </w:tc>
-        <w:tc>
-          <w:tcPr>
-            <w:tcW w:type="dxa" w:w="2400"/>
-            <w:tcMar>
-              <w:top w:type="dxa" w:w="80"/>
-              <w:left w:type="dxa" w:w="120"/>
-              <w:bottom w:type="dxa" w:w="80"/>
-              <w:right w:type="dxa" w:w="120"/>
-            </w:tcMar>
-          </w:tcPr>
-          <w:p>
-            <w:r>
-              <w:rPr>
-                <w:b w:val="false"/>
-                <w:bCs w:val="false"/>
-                <w:sz w:val="20"/>
-                <w:szCs w:val="20"/>
-              </w:rPr>
-              <w:t xml:space="preserve">ne</w:t>
-            </w:r>
-          </w:p>
-        </w:tc>
-      </w:tr>
-      <w:tr>
-        <w:tc>
-          <w:tcPr>
-            <w:tcW w:type="dxa" w:w="1500"/>
-            <w:tcMar>
-              <w:top w:type="dxa" w:w="80"/>
-              <w:left w:type="dxa" w:w="120"/>
-              <w:bottom w:type="dxa" w:w="80"/>
-              <w:right w:type="dxa" w:w="120"/>
-            </w:tcMar>
-          </w:tcPr>
-          <w:p>
-            <w:r>
-              <w:rPr>
-                <w:b w:val="false"/>
-                <w:bCs w:val="false"/>
-                <w:sz w:val="20"/>
-                <w:szCs w:val="20"/>
-              </w:rPr>
-              <w:t xml:space="preserve">Y931</w:t>
-            </w:r>
-          </w:p>
-        </w:tc>
-        <w:tc>
-          <w:tcPr>
-            <w:tcW w:type="dxa" w:w="5460"/>
-            <w:tcMar>
-              <w:top w:type="dxa" w:w="80"/>
-              <w:left w:type="dxa" w:w="120"/>
-              <w:bottom w:type="dxa" w:w="80"/>
-              <w:right w:type="dxa" w:w="120"/>
-            </w:tcMar>
-          </w:tcPr>
-          <w:p>
-            <w:r>
-              <w:rPr>
-                <w:b w:val="false"/>
-                <w:bCs w:val="false"/>
-                <w:sz w:val="20"/>
-                <w:szCs w:val="20"/>
-              </w:rPr>
-              <w:t xml:space="preserve">výjimka dle čl. 3 nař. (EU) 2021/630 (trvanlivé složené produkty)</w:t>
-            </w:r>
-          </w:p>
-        </w:tc>
-        <w:tc>
-          <w:tcPr>
-            <w:tcW w:type="dxa" w:w="2400"/>
-            <w:tcMar>
-              <w:top w:type="dxa" w:w="80"/>
-              <w:left w:type="dxa" w:w="120"/>
-              <w:bottom w:type="dxa" w:w="80"/>
-              <w:right w:type="dxa" w:w="120"/>
-            </w:tcMar>
-          </w:tcPr>
-          <w:p>
-            <w:r>
-              <w:rPr>
-                <w:b w:val="false"/>
-                <w:bCs w:val="false"/>
-                <w:sz w:val="20"/>
-                <w:szCs w:val="20"/>
-              </w:rPr>
-              <w:t xml:space="preserve">ne</w:t>
-            </w:r>
-          </w:p>
-        </w:tc>
-      </w:tr>
-    </w:tbl>
-    <w:p>
-      <w:pPr>
-        <w:spacing w:after="120" w:before="0"/>
-      </w:pPr>
-      <w:r>
-        <w:t xml:space="preserve"/>
-      </w:r>
-    </w:p>
-    <w:p>
-      <w:pPr>
-        <w:spacing w:after="120" w:before="0"/>
-      </w:pPr>
+        <w:t xml:space="preserve">Kosmetika: </w:t>
+      </w:r>
       <w:r>
         <w:rPr>
           <w:b/>
           <w:bCs/>
         </w:rPr>
-        <w:t xml:space="preserve">Bez Y930 (nebo N853) u těchto dvou položek JSD neprojde. SVD se ale nevystavuje.</w:t>
+        <w:t xml:space="preserve">Y900 + Y113 + Y160</w:t>
+      </w:r>
+      <w:r>
+        <w:t xml:space="preserve">; u 3307 90 00 00 navíc </w:t>
+      </w:r>
+      <w:r>
+        <w:rPr>
+          <w:b/>
+          <w:bCs/>
+        </w:rPr>
+        <w:t xml:space="preserve">Y924</w:t>
+      </w:r>
+      <w:r>
+        <w:t xml:space="preserve">. U 3305 90 00 00 se CITES opatření nevyskytuje.</w:t>
+      </w:r>
+    </w:p>
+    <w:p>
+      <w:pPr>
+        <w:spacing w:after="140" w:before="80"/>
+      </w:pPr>
+      <w:r>
+        <w:t xml:space="preserve">Zvýšené kontroly dle nař. 2019/1793 (CHED-D) ani antidumping se zásilky netýkají.</w:t>
       </w:r>
     </w:p>
     <w:p>
       <w:pPr>
         <w:pStyle w:val="Heading2"/>
-        <w:spacing w:after="130" w:before="260"/>
-      </w:pPr>
-      <w:r>
-        <w:t xml:space="preserve">3) Ještě dva kódy, které bude potřeba doplnit</w:t>
-      </w:r>
-    </w:p>
-    <w:p>
-      <w:pPr>
-        <w:pStyle w:val="ListParagraph"/>
-        <w:numPr>
-          <w:ilvl w:val="0"/>
-          <w:numId w:val="2"/>
-        </w:numPr>
-        <w:spacing w:after="80"/>
-      </w:pPr>
-      <w:r>
-        <w:rPr>
-          <w:b w:val="false"/>
-          <w:bCs w:val="false"/>
-        </w:rPr>
-        <w:t xml:space="preserve">Y929 – „zboží není dotčeno nařízením (EU) 2018/848" (není bio) → u všech 9 potravinových kódů. Všechny mají v TARIC opatření „Import control of organic products".</w:t>
-      </w:r>
-    </w:p>
-    <w:p>
-      <w:pPr>
-        <w:pStyle w:val="ListParagraph"/>
-        <w:numPr>
-          <w:ilvl w:val="0"/>
-          <w:numId w:val="2"/>
-        </w:numPr>
-        <w:spacing w:after="80"/>
-      </w:pPr>
-      <w:r>
-        <w:rPr>
-          <w:b w:val="false"/>
-          <w:bCs w:val="false"/>
-        </w:rPr>
-        <w:t xml:space="preserve">U kosmetiky: Y900 (není CITES) + Y113 (mimo přílohu XVII REACH) + Y160 (mimo nař. 2024/573 o F-plynech); u 3307 90 00 00 navíc Y924 (mimo nař. 2017/852 o rtuti). U 3305 90 00 00 se CITES opatření nevyskytuje.</w:t>
-      </w:r>
-    </w:p>
-    <w:p>
-      <w:pPr>
-        <w:spacing w:after="120" w:before="0"/>
-      </w:pPr>
-      <w:r>
-        <w:t xml:space="preserve">Zvýšené kontroly dle nař. 2019/1793 (CHED-D) se této zásilky netýkají, antidumping také ne.</w:t>
-      </w:r>
-    </w:p>
-    <w:p>
-      <w:pPr>
-        <w:pStyle w:val="Heading2"/>
-        <w:spacing w:after="130" w:before="260"/>
-      </w:pPr>
-      <w:r>
-        <w:t xml:space="preserve">4) Co ještě ověřuji u vývozce</w:t>
-      </w:r>
-    </w:p>
-    <w:p>
-      <w:pPr>
-        <w:spacing w:after="120" w:before="0"/>
-      </w:pPr>
-      <w:r>
-        <w:t xml:space="preserve">Chyawanprash a řada „prash" tradičně obsahují ghí a med, tedy složky živočišného původu. Na CN 2007 10 10 95 ani 2007 99 39 80 nemá TARIC žádné veterinární opatření, takže k prohlášení u nich není potřeba nic. Přesto si od vývozce vyžádám složení – kdyby živočišná složka byla i v položkách pod 2008 99, nebyl by Y930 správný a musel by se použít Y931 nebo N853. Podle popisu jde o ovoce v cukru bez živočišných složek, takže Y930 by měl sedět.</w:t>
-      </w:r>
-    </w:p>
-    <w:p>
-      <w:pPr>
-        <w:pStyle w:val="Heading2"/>
-        <w:spacing w:after="130" w:before="260"/>
-      </w:pPr>
-      <w:r>
-        <w:t xml:space="preserve">5) Ještě k clu</w:t>
-      </w:r>
-    </w:p>
-    <w:p>
-      <w:pPr>
-        <w:spacing w:after="120" w:before="0"/>
-      </w:pPr>
-      <w:r>
-        <w:t xml:space="preserve">Na faktuře je preferenční věta (REX INREX3113021227EC010, kritérium „P", GSP EU), takže uplatňujeme preferenční sazby. Rozdíl proti sazbám pro třetí země je přibližně 2 225 EUR (počítáno z hodnoty FOB; skutečná celní hodnota bude vyšší o dopravu a pojištění do místa vstupu do EU, clo tedy odpovídajícím způsobem také).</w:t>
-      </w:r>
-    </w:p>
-    <w:p>
-      <w:pPr>
-        <w:spacing w:after="220" w:before="0"/>
-      </w:pPr>
-      <w:r>
-        <w:t xml:space="preserve">Detailní přehled po jednotlivých kódech posílám v příloze, list „Kontroly a clo (TARIC)".</w:t>
-      </w:r>
-    </w:p>
-    <w:p>
-      <w:pPr>
-        <w:spacing w:after="120" w:before="0"/>
+        <w:spacing w:after="120" w:before="240"/>
+      </w:pPr>
+      <w:r>
+        <w:t xml:space="preserve">4) Ověřuji u vývozce</w:t>
+      </w:r>
+    </w:p>
+    <w:p>
+      <w:pPr>
+        <w:spacing w:after="140" w:before="0"/>
+      </w:pPr>
+      <w:r>
+        <w:t xml:space="preserve">Chyawanprash a řada „prash" tradičně obsahují ghí a med. Na kódech 2007 nemá TARIC žádné veterinární opatření, takže tam nic nepotřebujeme – přesto si vyžádám složení, aby byl Y930 u položek 2008 99 jistý.</w:t>
+      </w:r>
+    </w:p>
+    <w:p>
+      <w:pPr>
+        <w:spacing w:after="140" w:before="140"/>
+      </w:pPr>
+      <w:r>
+        <w:t xml:space="preserve">Detailní přehled po kódech je v příloze.</w:t>
+      </w:r>
+    </w:p>
+    <w:p>
+      <w:pPr>
+        <w:spacing w:after="200" w:before="0"/>
       </w:pPr>
       <w:r>
         <w:t xml:space="preserve">Dej vědět, kdyby bylo potřeba cokoli doplnit.</w:t>
@@ -585,7 +234,7 @@
     </w:p>
     <w:p>
       <w:pPr>
-        <w:spacing w:after="0" w:before="160"/>
+        <w:spacing w:after="0" w:before="0"/>
       </w:pPr>
       <w:r>
         <w:t xml:space="preserve">S pozdravem</w:t>
@@ -593,7 +242,7 @@
     </w:p>
     <w:p>
       <w:pPr>
-        <w:spacing w:after="120" w:before="0"/>
+        <w:spacing w:after="140" w:before="0"/>
       </w:pPr>
       <w:r>
         <w:rPr>
